--- a/IDEA_Negative_Cases.docx
+++ b/IDEA_Negative_Cases.docx
@@ -10451,7 +10451,7 @@
                 <w:sz w:val="18"/>
                 <w:szCs w:val="18"/>
               </w:rPr>
-              <w:t xml:space="preserve">Task deadline set outside the milestone deadline range</w:t>
+              <w:t xml:space="preserve">Task deadline set outside the parent Phase target_date range</w:t>
             </w:r>
           </w:p>
         </w:tc>
@@ -10479,7 +10479,7 @@
                 <w:sz w:val="18"/>
                 <w:szCs w:val="18"/>
               </w:rPr>
-              <w:t xml:space="preserve">System warns; task deadline should not exceed its parent milestone deadline</w:t>
+              <w:t xml:space="preserve">System warns; task deadline should not exceed its parent Phase target_date (via Epic &gt; Phase rollup)</w:t>
             </w:r>
           </w:p>
         </w:tc>
@@ -10541,7 +10541,7 @@
                 <w:sz w:val="18"/>
                 <w:szCs w:val="18"/>
               </w:rPr>
-              <w:t xml:space="preserve">"Task deadline exceeds milestone deadline ([date]). Confirm?"</w:t>
+              <w:t xml:space="preserve">"Task deadline exceeds Phase target_date ([date]). Confirm?"</w:t>
             </w:r>
           </w:p>
         </w:tc>
@@ -10781,7 +10781,7 @@
                 <w:sz w:val="18"/>
                 <w:szCs w:val="18"/>
               </w:rPr>
-              <w:t xml:space="preserve">System blocks milestone completion while tasks are still open</w:t>
+              <w:t xml:space="preserve">System blocks Phase completion while tasks are still open (across all epics in phase)</w:t>
             </w:r>
           </w:p>
         </w:tc>
@@ -10843,7 +10843,7 @@
                 <w:sz w:val="18"/>
                 <w:szCs w:val="18"/>
               </w:rPr>
-              <w:t xml:space="preserve">"[N] tasks are still open. Close all tasks before completing the milestone."</w:t>
+              <w:t xml:space="preserve">"[N] tasks are still open across [M] epics. Close all tasks before completing the Phase."</w:t>
             </w:r>
           </w:p>
         </w:tc>
